--- a/context/areas/laba/docs/softserve-corp-training/SoftServe_PM_Product_Training_Offer.docx
+++ b/context/areas/laba/docs/softserve-corp-training/SoftServe_PM_Product_Training_Offer.docx
@@ -629,12 +629,6 @@
         <w:gridCol w:w="2746"/>
       </w:tblGrid>
       <w:tr>
-        <w:tblPrEx>
-          <w:tblCellMar>
-            <w:top w:w="0" w:type="dxa"/>
-            <w:bottom w:w="0" w:type="dxa"/>
-          </w:tblCellMar>
-        </w:tblPrEx>
         <w:trPr>
           <w:tblHeader/>
         </w:trPr>
@@ -752,12 +746,6 @@
         </w:tc>
       </w:tr>
       <w:tr>
-        <w:tblPrEx>
-          <w:tblCellMar>
-            <w:top w:w="0" w:type="dxa"/>
-            <w:bottom w:w="0" w:type="dxa"/>
-          </w:tblCellMar>
-        </w:tblPrEx>
         <w:tc>
           <w:tcPr>
             <w:tcW w:w="4200" w:type="dxa"/>
@@ -858,12 +846,6 @@
         </w:tc>
       </w:tr>
       <w:tr>
-        <w:tblPrEx>
-          <w:tblCellMar>
-            <w:top w:w="0" w:type="dxa"/>
-            <w:bottom w:w="0" w:type="dxa"/>
-          </w:tblCellMar>
-        </w:tblPrEx>
         <w:tc>
           <w:tcPr>
             <w:tcW w:w="4200" w:type="dxa"/>
@@ -968,12 +950,6 @@
         </w:tc>
       </w:tr>
       <w:tr>
-        <w:tblPrEx>
-          <w:tblCellMar>
-            <w:top w:w="0" w:type="dxa"/>
-            <w:bottom w:w="0" w:type="dxa"/>
-          </w:tblCellMar>
-        </w:tblPrEx>
         <w:tc>
           <w:tcPr>
             <w:tcW w:w="4200" w:type="dxa"/>
@@ -1074,12 +1050,6 @@
         </w:tc>
       </w:tr>
       <w:tr>
-        <w:tblPrEx>
-          <w:tblCellMar>
-            <w:top w:w="0" w:type="dxa"/>
-            <w:bottom w:w="0" w:type="dxa"/>
-          </w:tblCellMar>
-        </w:tblPrEx>
         <w:tc>
           <w:tcPr>
             <w:tcW w:w="4200" w:type="dxa"/>
@@ -1184,12 +1154,6 @@
         </w:tc>
       </w:tr>
       <w:tr>
-        <w:tblPrEx>
-          <w:tblCellMar>
-            <w:top w:w="0" w:type="dxa"/>
-            <w:bottom w:w="0" w:type="dxa"/>
-          </w:tblCellMar>
-        </w:tblPrEx>
         <w:tc>
           <w:tcPr>
             <w:tcW w:w="4200" w:type="dxa"/>
@@ -1290,12 +1254,6 @@
         </w:tc>
       </w:tr>
       <w:tr>
-        <w:tblPrEx>
-          <w:tblCellMar>
-            <w:top w:w="0" w:type="dxa"/>
-            <w:bottom w:w="0" w:type="dxa"/>
-          </w:tblCellMar>
-        </w:tblPrEx>
         <w:tc>
           <w:tcPr>
             <w:tcW w:w="4200" w:type="dxa"/>
@@ -1400,12 +1358,6 @@
         </w:tc>
       </w:tr>
       <w:tr>
-        <w:tblPrEx>
-          <w:tblCellMar>
-            <w:top w:w="0" w:type="dxa"/>
-            <w:bottom w:w="0" w:type="dxa"/>
-          </w:tblCellMar>
-        </w:tblPrEx>
         <w:tc>
           <w:tcPr>
             <w:tcW w:w="4200" w:type="dxa"/>
@@ -1506,12 +1458,6 @@
         </w:tc>
       </w:tr>
       <w:tr>
-        <w:tblPrEx>
-          <w:tblCellMar>
-            <w:top w:w="0" w:type="dxa"/>
-            <w:bottom w:w="0" w:type="dxa"/>
-          </w:tblCellMar>
-        </w:tblPrEx>
         <w:tc>
           <w:tcPr>
             <w:tcW w:w="4200" w:type="dxa"/>
@@ -1716,6 +1662,7 @@
       <w:pPr>
         <w:pStyle w:val="Heading1"/>
       </w:pPr>
+      <w:commentRangeStart w:id="10"/>
       <w:r>
         <w:t>7. Customization &amp; support around the program</w:t>
       </w:r>
@@ -1791,6 +1738,15 @@
         </w:rPr>
         <w:t>Unlimited access to all materials and session recordings; a follow-up session ~4–6 weeks after the program on the Module-7 roadmap; optional office hours for groups taking their asset forward.</w:t>
       </w:r>
+      <w:commentRangeEnd w:id="10"/>
+      <w:r>
+        <w:rPr>
+          <w:rStyle w:val="CommentReference"/>
+          <w:sz w:val="21"/>
+          <w:szCs w:val="22"/>
+        </w:rPr>
+        <w:commentReference w:id="10"/>
+      </w:r>
     </w:p>
     <w:p>
       <w:pPr>
@@ -1820,21 +1776,21 @@
         </w:numPr>
         <w:spacing w:after="50" w:line="260" w:lineRule="auto"/>
       </w:pPr>
-      <w:commentRangeStart w:id="10"/>
+      <w:commentRangeStart w:id="11"/>
       <w:r>
         <w:rPr>
           <w:szCs w:val="21"/>
         </w:rPr>
         <w:t>Chief Product Officer at GigaCloud (cloud infrastructure) — current; formerly VP of Product at Creatio and Chief Product Officer, Innovations at Jooble.</w:t>
       </w:r>
-      <w:commentRangeEnd w:id="10"/>
+      <w:commentRangeEnd w:id="11"/>
       <w:r>
         <w:rPr>
           <w:rStyle w:val="CommentReference"/>
           <w:sz w:val="21"/>
           <w:szCs w:val="22"/>
         </w:rPr>
-        <w:commentReference w:id="10"/>
+        <w:commentReference w:id="11"/>
       </w:r>
     </w:p>
     <w:p>
@@ -1846,21 +1802,21 @@
         </w:numPr>
         <w:spacing w:after="50" w:line="260" w:lineRule="auto"/>
       </w:pPr>
-      <w:commentRangeStart w:id="11"/>
+      <w:commentRangeStart w:id="12"/>
       <w:r>
         <w:rPr>
           <w:szCs w:val="21"/>
         </w:rPr>
         <w:t>Long-standing product-management lecturer and corporate-program author for practicing product teams and technical leaders.</w:t>
       </w:r>
-      <w:commentRangeEnd w:id="11"/>
+      <w:commentRangeEnd w:id="12"/>
       <w:r>
         <w:rPr>
           <w:rStyle w:val="CommentReference"/>
           <w:sz w:val="21"/>
           <w:szCs w:val="22"/>
         </w:rPr>
-        <w:commentReference w:id="11"/>
+        <w:commentReference w:id="12"/>
       </w:r>
     </w:p>
     <w:p>
@@ -1872,21 +1828,21 @@
         </w:numPr>
         <w:spacing w:after="50" w:line="260" w:lineRule="auto"/>
       </w:pPr>
-      <w:commentRangeStart w:id="12"/>
+      <w:commentRangeStart w:id="13"/>
       <w:r>
         <w:rPr>
           <w:szCs w:val="21"/>
         </w:rPr>
         <w:t>Relevant precedent: designed and delivered a 22-session corporate PM program for the product managers of a large B2B bank — the same cumulative, real-product group format proposed here. The services-productization frame draws on established practice, including Eisha Armstrong’s Productize and Commercialize.</w:t>
       </w:r>
-      <w:commentRangeEnd w:id="12"/>
+      <w:commentRangeEnd w:id="13"/>
       <w:r>
         <w:rPr>
           <w:rStyle w:val="CommentReference"/>
           <w:sz w:val="21"/>
           <w:szCs w:val="22"/>
         </w:rPr>
-        <w:commentReference w:id="12"/>
+        <w:commentReference w:id="13"/>
       </w:r>
     </w:p>
     <w:p>
@@ -2015,6 +1971,7 @@
       <w:pPr>
         <w:spacing w:after="100" w:line="264" w:lineRule="auto"/>
       </w:pPr>
+      <w:commentRangeStart w:id="14"/>
       <w:r>
         <w:rPr>
           <w:i/>
@@ -2024,6 +1981,15 @@
           <w:szCs w:val="19"/>
         </w:rPr>
         <w:t>For reference: an equivalent 22-session corporate program delivered by the instructor for a larger cohort of practicing product managers was priced at €14,900; this one is smaller in headcount but more senior and more customized — a precise figure follows once scope and pacing are agreed.</w:t>
+      </w:r>
+      <w:commentRangeEnd w:id="14"/>
+      <w:r>
+        <w:rPr>
+          <w:rStyle w:val="CommentReference"/>
+          <w:sz w:val="21"/>
+          <w:szCs w:val="22"/>
+        </w:rPr>
+        <w:commentReference w:id="14"/>
       </w:r>
     </w:p>
     <w:p>
@@ -2154,7 +2120,7 @@
       <w:pPr>
         <w:pStyle w:val="Heading1"/>
       </w:pPr>
-      <w:commentRangeStart w:id="13"/>
+      <w:commentRangeStart w:id="15"/>
       <w:r>
         <w:lastRenderedPageBreak/>
         <w:t>Addendum A — Detailed program</w:t>
@@ -2174,14 +2140,14 @@
         </w:rPr>
         <w:t>All sessions are 2 hours. S = interactive seminar · W = workshop · D = demo. Home assignments are done in groups of 3–4, each on the group’s chosen asset (~2–3 hours each).</w:t>
       </w:r>
-      <w:commentRangeEnd w:id="13"/>
+      <w:commentRangeEnd w:id="15"/>
       <w:r>
         <w:rPr>
           <w:rStyle w:val="CommentReference"/>
           <w:sz w:val="21"/>
           <w:szCs w:val="22"/>
         </w:rPr>
-        <w:commentReference w:id="13"/>
+        <w:commentReference w:id="15"/>
       </w:r>
     </w:p>
     <w:tbl>
@@ -2209,12 +2175,6 @@
         <w:gridCol w:w="1720"/>
       </w:tblGrid>
       <w:tr>
-        <w:tblPrEx>
-          <w:tblCellMar>
-            <w:top w:w="0" w:type="dxa"/>
-            <w:bottom w:w="0" w:type="dxa"/>
-          </w:tblCellMar>
-        </w:tblPrEx>
         <w:trPr>
           <w:tblHeader/>
         </w:trPr>
@@ -2360,12 +2320,6 @@
         </w:tc>
       </w:tr>
       <w:tr>
-        <w:tblPrEx>
-          <w:tblCellMar>
-            <w:top w:w="0" w:type="dxa"/>
-            <w:bottom w:w="0" w:type="dxa"/>
-          </w:tblCellMar>
-        </w:tblPrEx>
         <w:tc>
           <w:tcPr>
             <w:tcW w:w="1700" w:type="dxa"/>
@@ -2583,7 +2537,7 @@
               </w:rPr>
               <w:t xml:space="preserve">S1.1 </w:t>
             </w:r>
-            <w:commentRangeStart w:id="14"/>
+            <w:commentRangeStart w:id="16"/>
             <w:r>
               <w:rPr>
                 <w:b/>
@@ -2593,7 +2547,7 @@
               </w:rPr>
               <w:t>—</w:t>
             </w:r>
-            <w:commentRangeEnd w:id="14"/>
+            <w:commentRangeEnd w:id="16"/>
             <w:r>
               <w:rPr>
                 <w:rStyle w:val="CommentReference"/>
@@ -2602,7 +2556,7 @@
                 <w:sz w:val="19"/>
                 <w:szCs w:val="19"/>
               </w:rPr>
-              <w:commentReference w:id="14"/>
+              <w:commentReference w:id="16"/>
             </w:r>
             <w:r>
               <w:rPr>
@@ -2751,12 +2705,6 @@
         </w:tc>
       </w:tr>
       <w:tr>
-        <w:tblPrEx>
-          <w:tblCellMar>
-            <w:top w:w="0" w:type="dxa"/>
-            <w:bottom w:w="0" w:type="dxa"/>
-          </w:tblCellMar>
-        </w:tblPrEx>
         <w:tc>
           <w:tcPr>
             <w:tcW w:w="1700" w:type="dxa"/>
@@ -3057,12 +3005,6 @@
         </w:tc>
       </w:tr>
       <w:tr>
-        <w:tblPrEx>
-          <w:tblCellMar>
-            <w:top w:w="0" w:type="dxa"/>
-            <w:bottom w:w="0" w:type="dxa"/>
-          </w:tblCellMar>
-        </w:tblPrEx>
         <w:tc>
           <w:tcPr>
             <w:tcW w:w="1700" w:type="dxa"/>
@@ -3127,7 +3069,7 @@
               </w:rPr>
               <w:t>Define the market: sizing (TAM / SAM / SOM), ideal customer profile, segmentation (core / situational / non-</w:t>
             </w:r>
-            <w:commentRangeStart w:id="15"/>
+            <w:commentRangeStart w:id="17"/>
             <w:r>
               <w:rPr>
                 <w:sz w:val="19"/>
@@ -3135,14 +3077,14 @@
               </w:rPr>
               <w:t>users</w:t>
             </w:r>
-            <w:commentRangeEnd w:id="15"/>
+            <w:commentRangeEnd w:id="17"/>
             <w:r>
               <w:rPr>
                 <w:rStyle w:val="CommentReference"/>
                 <w:sz w:val="19"/>
                 <w:szCs w:val="19"/>
               </w:rPr>
-              <w:commentReference w:id="15"/>
+              <w:commentReference w:id="17"/>
             </w:r>
             <w:r>
               <w:rPr>
@@ -3566,12 +3508,6 @@
         </w:tc>
       </w:tr>
       <w:tr>
-        <w:tblPrEx>
-          <w:tblCellMar>
-            <w:top w:w="0" w:type="dxa"/>
-            <w:bottom w:w="0" w:type="dxa"/>
-          </w:tblCellMar>
-        </w:tblPrEx>
         <w:tc>
           <w:tcPr>
             <w:tcW w:w="1700" w:type="dxa"/>
@@ -3656,7 +3592,7 @@
               </w:rPr>
               <w:t xml:space="preserve">The platformization spectrum: custom </w:t>
             </w:r>
-            <w:commentRangeStart w:id="16"/>
+            <w:commentRangeStart w:id="18"/>
             <w:r>
               <w:rPr>
                 <w:rFonts w:ascii="Apple Color Emoji" w:hAnsi="Apple Color Emoji" w:cs="Apple Color Emoji"/>
@@ -3665,14 +3601,14 @@
               </w:rPr>
               <w:t>↔</w:t>
             </w:r>
-            <w:commentRangeEnd w:id="16"/>
+            <w:commentRangeEnd w:id="18"/>
             <w:r>
               <w:rPr>
                 <w:rStyle w:val="CommentReference"/>
                 <w:sz w:val="19"/>
                 <w:szCs w:val="19"/>
               </w:rPr>
-              <w:commentReference w:id="16"/>
+              <w:commentReference w:id="18"/>
             </w:r>
             <w:r>
               <w:rPr>
@@ -3782,7 +3718,7 @@
               </w:rPr>
               <w:t xml:space="preserve">Platformization &amp; packaging </w:t>
             </w:r>
-            <w:commentRangeStart w:id="17"/>
+            <w:commentRangeStart w:id="19"/>
             <w:r>
               <w:rPr>
                 <w:sz w:val="19"/>
@@ -3790,14 +3726,14 @@
               </w:rPr>
               <w:t>clinic</w:t>
             </w:r>
-            <w:commentRangeEnd w:id="17"/>
+            <w:commentRangeEnd w:id="19"/>
             <w:r>
               <w:rPr>
                 <w:rStyle w:val="CommentReference"/>
                 <w:sz w:val="21"/>
                 <w:szCs w:val="22"/>
               </w:rPr>
-              <w:commentReference w:id="17"/>
+              <w:commentReference w:id="19"/>
             </w:r>
           </w:p>
         </w:tc>
@@ -3890,12 +3826,6 @@
         </w:tc>
       </w:tr>
       <w:tr>
-        <w:tblPrEx>
-          <w:tblCellMar>
-            <w:top w:w="0" w:type="dxa"/>
-            <w:bottom w:w="0" w:type="dxa"/>
-          </w:tblCellMar>
-        </w:tblPrEx>
         <w:tc>
           <w:tcPr>
             <w:tcW w:w="1700" w:type="dxa"/>
@@ -4204,12 +4134,6 @@
         </w:tc>
       </w:tr>
       <w:tr>
-        <w:tblPrEx>
-          <w:tblCellMar>
-            <w:top w:w="0" w:type="dxa"/>
-            <w:bottom w:w="0" w:type="dxa"/>
-          </w:tblCellMar>
-        </w:tblPrEx>
         <w:tc>
           <w:tcPr>
             <w:tcW w:w="1700" w:type="dxa"/>
@@ -4500,12 +4424,6 @@
         </w:tc>
       </w:tr>
       <w:tr>
-        <w:tblPrEx>
-          <w:tblCellMar>
-            <w:top w:w="0" w:type="dxa"/>
-            <w:bottom w:w="0" w:type="dxa"/>
-          </w:tblCellMar>
-        </w:tblPrEx>
         <w:tc>
           <w:tcPr>
             <w:tcW w:w="1700" w:type="dxa"/>
@@ -4896,7 +4814,7 @@
       </w:r>
     </w:p>
   </w:comment>
-  <w:comment w:id="10" w:author="Oleksii Orlov" w:date="2026-07-07T23:10:00Z" w:initials="OO">
+  <w:comment w:id="10" w:author="Oleksii Orlov" w:date="2026-07-07T23:28:00Z" w:initials="OO">
     <w:p>
       <w:r>
         <w:rPr>
@@ -4909,7 +4827,7 @@
           <w:sz w:val="20"/>
           <w:szCs w:val="20"/>
         </w:rPr>
-        <w:t>Start with Creatio, than Jooble, than GigaCloud.</w:t>
+        <w:t>Remove this block; Post-training support could be added to the the "what's included".</w:t>
       </w:r>
     </w:p>
   </w:comment>
@@ -4926,11 +4844,11 @@
           <w:sz w:val="20"/>
           <w:szCs w:val="20"/>
         </w:rPr>
-        <w:t>Mention my fractional engagements in 1 bullet; Add bullet about product advisory role in SoftServe R&amp;D to help with repeatable IP strategy and processes.</w:t>
+        <w:t>Start with Creatio, than Jooble, than GigaCloud.</w:t>
       </w:r>
     </w:p>
   </w:comment>
-  <w:comment w:id="12" w:author="Oleksii Orlov" w:date="2026-07-07T23:09:00Z" w:initials="OO">
+  <w:comment w:id="12" w:author="Oleksii Orlov" w:date="2026-07-07T23:10:00Z" w:initials="OO">
     <w:p>
       <w:r>
         <w:rPr>
@@ -4943,11 +4861,11 @@
           <w:sz w:val="20"/>
           <w:szCs w:val="20"/>
         </w:rPr>
-        <w:t>no-no, remove this =)</w:t>
+        <w:t>Mention my fractional engagements in 1 bullet; Add bullet about product advisory role in SoftServe R&amp;D to help with repeatable IP strategy and processes.</w:t>
       </w:r>
     </w:p>
   </w:comment>
-  <w:comment w:id="13" w:author="Oleksii Orlov" w:date="2026-07-07T23:12:00Z" w:initials="OO">
+  <w:comment w:id="13" w:author="Oleksii Orlov" w:date="2026-07-07T23:09:00Z" w:initials="OO">
     <w:p>
       <w:r>
         <w:rPr>
@@ -4960,11 +4878,45 @@
           <w:sz w:val="20"/>
           <w:szCs w:val="20"/>
         </w:rPr>
-        <w:t>Add explicit comment that program is preliminary and subject to adjustments after discovery session and processing info request.</w:t>
+        <w:t>no-no, remove this =)</w:t>
       </w:r>
     </w:p>
   </w:comment>
-  <w:comment w:id="14" w:author="Oleksii Orlov" w:date="2026-07-07T23:07:00Z" w:initials="OO">
+  <w:comment w:id="14" w:author="Oleksii Orlov" w:date="2026-07-07T23:25:00Z" w:initials="OO">
+    <w:p>
+      <w:r>
+        <w:rPr>
+          <w:rStyle w:val="CommentReference"/>
+        </w:rPr>
+        <w:annotationRef/>
+      </w:r>
+      <w:r>
+        <w:rPr>
+          <w:sz w:val="20"/>
+          <w:szCs w:val="20"/>
+        </w:rPr>
+        <w:t>are u kidding? :) Adding this comment to the client document is so ridiculous of an idea :)</w:t>
+      </w:r>
+    </w:p>
+  </w:comment>
+  <w:comment w:id="15" w:author="Oleksii Orlov" w:date="2026-07-07T23:12:00Z" w:initials="OO">
+    <w:p>
+      <w:r>
+        <w:rPr>
+          <w:rStyle w:val="CommentReference"/>
+        </w:rPr>
+        <w:annotationRef/>
+      </w:r>
+      <w:r>
+        <w:rPr>
+          <w:sz w:val="20"/>
+          <w:szCs w:val="20"/>
+        </w:rPr>
+        <w:t>Add explicit comment that program is preliminary and subject to adjustments after discovery session and processing info request. Also, remove Sessions column, as it reiterates topics column. Rename TOpics column just "Topics", without "frameworks" in the name</w:t>
+      </w:r>
+    </w:p>
+  </w:comment>
+  <w:comment w:id="16" w:author="Oleksii Orlov" w:date="2026-07-07T23:07:00Z" w:initials="OO">
     <w:p>
       <w:r>
         <w:rPr>
@@ -4997,7 +4949,7 @@
       </w:r>
     </w:p>
   </w:comment>
-  <w:comment w:id="15" w:author="Oleksii Orlov" w:date="2026-07-07T23:14:00Z" w:initials="OO">
+  <w:comment w:id="17" w:author="Oleksii Orlov" w:date="2026-07-07T23:14:00Z" w:initials="OO">
     <w:p>
       <w:r>
         <w:rPr>
@@ -5014,7 +4966,7 @@
       </w:r>
     </w:p>
   </w:comment>
-  <w:comment w:id="16" w:author="Oleksii Orlov" w:date="2026-07-07T23:21:00Z" w:initials="OO">
+  <w:comment w:id="18" w:author="Oleksii Orlov" w:date="2026-07-07T23:21:00Z" w:initials="OO">
     <w:p>
       <w:r>
         <w:rPr>
@@ -5031,7 +4983,7 @@
       </w:r>
     </w:p>
   </w:comment>
-  <w:comment w:id="17" w:author="Oleksii Orlov" w:date="2026-07-07T23:21:00Z" w:initials="OO">
+  <w:comment w:id="19" w:author="Oleksii Orlov" w:date="2026-07-07T23:21:00Z" w:initials="OO">
     <w:p>
       <w:r>
         <w:rPr>
@@ -5063,9 +5015,11 @@
   <w15:commentEx w15:paraId="42DECAED" w15:done="0"/>
   <w15:commentEx w15:paraId="1DC08420" w15:done="0"/>
   <w15:commentEx w15:paraId="10EFDBD9" w15:done="0"/>
+  <w15:commentEx w15:paraId="784D817F" w15:done="0"/>
   <w15:commentEx w15:paraId="1BE35F73" w15:done="0"/>
   <w15:commentEx w15:paraId="4E52018C" w15:done="0"/>
   <w15:commentEx w15:paraId="0CE50C6F" w15:done="0"/>
+  <w15:commentEx w15:paraId="6E870755" w15:done="0"/>
   <w15:commentEx w15:paraId="7E399A7D" w15:done="0"/>
   <w15:commentEx w15:paraId="764FB87B" w15:done="0"/>
   <w15:commentEx w15:paraId="64A291B9" w15:done="0"/>
@@ -5086,9 +5040,11 @@
   <w16cex:commentExtensible w16cex:durableId="426C5981" w16cex:dateUtc="2026-07-07T20:57:00Z"/>
   <w16cex:commentExtensible w16cex:durableId="2C52FE12" w16cex:dateUtc="2026-07-07T20:54:00Z"/>
   <w16cex:commentExtensible w16cex:durableId="216F1AF7" w16cex:dateUtc="2026-07-07T21:03:00Z"/>
+  <w16cex:commentExtensible w16cex:durableId="732DD13F" w16cex:dateUtc="2026-07-07T21:28:00Z"/>
   <w16cex:commentExtensible w16cex:durableId="0120EC98" w16cex:dateUtc="2026-07-07T21:10:00Z"/>
   <w16cex:commentExtensible w16cex:durableId="63993140" w16cex:dateUtc="2026-07-07T21:10:00Z"/>
   <w16cex:commentExtensible w16cex:durableId="1AE50FB2" w16cex:dateUtc="2026-07-07T21:09:00Z"/>
+  <w16cex:commentExtensible w16cex:durableId="70E19CFC" w16cex:dateUtc="2026-07-07T21:25:00Z"/>
   <w16cex:commentExtensible w16cex:durableId="69050E26" w16cex:dateUtc="2026-07-07T21:12:00Z"/>
   <w16cex:commentExtensible w16cex:durableId="5F58CBF9" w16cex:dateUtc="2026-07-07T21:07:00Z"/>
   <w16cex:commentExtensible w16cex:durableId="57C5DC77" w16cex:dateUtc="2026-07-07T21:14:00Z"/>
@@ -5109,9 +5065,11 @@
   <w16cid:commentId w16cid:paraId="42DECAED" w16cid:durableId="426C5981"/>
   <w16cid:commentId w16cid:paraId="1DC08420" w16cid:durableId="2C52FE12"/>
   <w16cid:commentId w16cid:paraId="10EFDBD9" w16cid:durableId="216F1AF7"/>
+  <w16cid:commentId w16cid:paraId="784D817F" w16cid:durableId="732DD13F"/>
   <w16cid:commentId w16cid:paraId="1BE35F73" w16cid:durableId="0120EC98"/>
   <w16cid:commentId w16cid:paraId="4E52018C" w16cid:durableId="63993140"/>
   <w16cid:commentId w16cid:paraId="0CE50C6F" w16cid:durableId="1AE50FB2"/>
+  <w16cid:commentId w16cid:paraId="6E870755" w16cid:durableId="70E19CFC"/>
   <w16cid:commentId w16cid:paraId="7E399A7D" w16cid:durableId="69050E26"/>
   <w16cid:commentId w16cid:paraId="764FB87B" w16cid:durableId="5F58CBF9"/>
   <w16cid:commentId w16cid:paraId="64A291B9" w16cid:durableId="57C5DC77"/>
